--- a/data/cvs/cv_008_kerem_ozturk.docx
+++ b/data/cvs/cv_008_kerem_ozturk.docx
@@ -9,10 +9,9 @@
       <w:r>
         <w:rPr>
           <w:b/>
-          <w:color w:val="1F4E79"/>
           <w:sz w:val="36"/>
         </w:rPr>
-        <w:t>KEREM ÖZTÜRK</w:t>
+        <w:t>Kerem Öztürk</w:t>
       </w:r>
     </w:p>
     <w:p>
@@ -20,355 +19,267 @@
         <w:jc w:val="center"/>
       </w:pPr>
       <w:r>
-        <w:rPr>
-          <w:b/>
-        </w:rPr>
-        <w:t>Kıdemli Dijital Pazarlama Uzmanı</w:t>
-      </w:r>
-    </w:p>
-    <w:p>
-      <w:pPr>
-        <w:jc w:val="center"/>
-      </w:pPr>
-      <w:r>
-        <w:t>kerem_ozturk@example.com | +90 530 783 80 48 | Samsun / Atakum</w:t>
+        <w:t>kerem_ozturk@example.com | +90 556 183 70 12 | Mersin / Yenişehir</w:t>
       </w:r>
     </w:p>
     <w:p>
       <w:r>
         <w:rPr>
           <w:b/>
-          <w:color w:val="262626"/>
+          <w:color w:val="1E1E1E"/>
           <w:sz w:val="22"/>
         </w:rPr>
-        <w:t>PROFIL</w:t>
+        <w:t>Summary</w:t>
       </w:r>
     </w:p>
     <w:p>
       <w:r>
-        <w:t>12 yıllık deneyime sahip dijital pazarlama uzmanı. pazarlama / ajans alanında ölçülebilir iş sonuçları üretmeye, ekiplerle koordineli çalışmaya ve süreçleri veriye dayalı iyileştirmeye odaklanır. Google Ads, Meta Ads, SEO, GA4 konularında güçlü uygulama deneyimi vardır.</w:t>
+        <w:t>8 years of experience as a Senior Frontend Developer. Focused on measurable delivery in SaaS / Frontend with strong hands-on experience in JavaScript, Redux, TypeScript, Git.</w:t>
       </w:r>
     </w:p>
     <w:p>
       <w:r>
         <w:rPr>
           <w:b/>
-          <w:color w:val="262626"/>
+          <w:color w:val="1E1E1E"/>
           <w:sz w:val="22"/>
         </w:rPr>
-        <w:t>İŞ DENEYIMI</w:t>
+        <w:t>Experience</w:t>
       </w:r>
     </w:p>
     <w:p>
       <w:r>
         <w:rPr>
           <w:b/>
+          <w:sz w:val="20"/>
         </w:rPr>
-        <w:t>Kıdemli Dijital Pazarlama Uzmanı — AdColony (Oca 2025 – Halen)</w:t>
+        <w:t>Senior Frontend Developer - Hepsiburada</w:t>
       </w:r>
     </w:p>
     <w:p>
       <w:r>
-        <w:t>Pazarlama / Ajans | Samsun</w:t>
+        <w:rPr>
+          <w:i/>
+        </w:rPr>
+        <w:t>Jun 2018 - Present | SaaS / Frontend | Mersin</w:t>
       </w:r>
     </w:p>
     <w:p>
       <w:pPr>
-        <w:pStyle w:val="ListBullet"/>
-        <w:spacing w:after="20"/>
-        <w:ind w:left="259"/>
+        <w:ind w:left="259" w:hanging="173"/>
       </w:pPr>
       <w:r>
         <w:rPr>
           <w:sz w:val="18"/>
         </w:rPr>
-        <w:t>Performans kampanyalarında ROAS değerini 2.1’den 3.6’ya çıkardım</w:t>
+        <w:t>• Built and improved saas / frontend workflows using JavaScript.</w:t>
       </w:r>
     </w:p>
     <w:p>
       <w:pPr>
-        <w:pStyle w:val="ListBullet"/>
-        <w:spacing w:after="20"/>
-        <w:ind w:left="259"/>
+        <w:ind w:left="259" w:hanging="173"/>
       </w:pPr>
       <w:r>
         <w:rPr>
           <w:sz w:val="18"/>
         </w:rPr>
-        <w:t>SEO içerik planıyla organik trafiği %48 artırdım</w:t>
+        <w:t>• Reduced reporting or delivery cycle time by 25% through automation and clearer ownership.</w:t>
       </w:r>
     </w:p>
     <w:p>
       <w:pPr>
-        <w:pStyle w:val="ListBullet"/>
-        <w:spacing w:after="20"/>
-        <w:ind w:left="259"/>
+        <w:ind w:left="259" w:hanging="173"/>
       </w:pPr>
       <w:r>
         <w:rPr>
           <w:sz w:val="18"/>
         </w:rPr>
-        <w:t>Looker Studio dashboardları ile müşteri raporlamasını otomatize ettim</w:t>
+        <w:t>• Collaborated with product and engineering teams to deliver production-ready outcomes.</w:t>
       </w:r>
     </w:p>
     <w:p>
       <w:r>
         <w:rPr>
           <w:b/>
+          <w:sz w:val="20"/>
         </w:rPr>
-        <w:t>Dijital Pazarlama Uzmanı — 4129Grey (Mar 2023 – Ara 2024)</w:t>
+        <w:t>Frontend Developer - Getir</w:t>
       </w:r>
     </w:p>
     <w:p>
       <w:r>
-        <w:t>Pazarlama / Ajans | Samsun</w:t>
+        <w:rPr>
+          <w:i/>
+        </w:rPr>
+        <w:t>Jan 2020 - Dec 2021 | SaaS / Frontend | Mersin</w:t>
       </w:r>
     </w:p>
     <w:p>
       <w:pPr>
-        <w:pStyle w:val="ListBullet"/>
-        <w:spacing w:after="20"/>
-        <w:ind w:left="259"/>
+        <w:ind w:left="259" w:hanging="173"/>
       </w:pPr>
       <w:r>
         <w:rPr>
           <w:sz w:val="18"/>
         </w:rPr>
-        <w:t>Copywriting ile operasyonel işleri destekleyen çözümler geliştirdim</w:t>
+        <w:t>• Built and improved saas / frontend workflows using Redux.</w:t>
       </w:r>
     </w:p>
     <w:p>
       <w:pPr>
-        <w:pStyle w:val="ListBullet"/>
-        <w:spacing w:after="20"/>
-        <w:ind w:left="259"/>
+        <w:ind w:left="259" w:hanging="173"/>
       </w:pPr>
       <w:r>
         <w:rPr>
           <w:sz w:val="18"/>
         </w:rPr>
-        <w:t>Ekip hedeflerine katkı sağlayan raporlama ve süreç iyileştirme çalışmaları yaptım</w:t>
+        <w:t>• Reduced reporting or delivery cycle time by 18% through automation and clearer ownership.</w:t>
       </w:r>
     </w:p>
     <w:p>
       <w:pPr>
-        <w:pStyle w:val="ListBullet"/>
-        <w:spacing w:after="20"/>
-        <w:ind w:left="259"/>
+        <w:ind w:left="259" w:hanging="173"/>
       </w:pPr>
       <w:r>
         <w:rPr>
           <w:sz w:val="18"/>
         </w:rPr>
-        <w:t>Paydaşlarla düzenli iletişim kurarak proje çıktılarının zamanında tamamlanmasını sağladım</w:t>
+        <w:t>• Collaborated with product and engineering teams to deliver production-ready outcomes.</w:t>
       </w:r>
     </w:p>
     <w:p>
       <w:r>
         <w:rPr>
           <w:b/>
+          <w:sz w:val="20"/>
         </w:rPr>
-        <w:t>Dijital Pazarlama Uzmanı — Hype (Mar 2019 – Ara 2022)</w:t>
+        <w:t>Frontend Developer - Logo Yazılım</w:t>
       </w:r>
     </w:p>
     <w:p>
       <w:r>
-        <w:t>Pazarlama / Ajans | Samsun</w:t>
+        <w:rPr>
+          <w:i/>
+        </w:rPr>
+        <w:t>Mar 2022 - Dec 2023 | SaaS / Frontend | Mersin</w:t>
       </w:r>
     </w:p>
     <w:p>
       <w:pPr>
-        <w:pStyle w:val="ListBullet"/>
-        <w:spacing w:after="20"/>
-        <w:ind w:left="259"/>
+        <w:ind w:left="259" w:hanging="173"/>
       </w:pPr>
       <w:r>
         <w:rPr>
           <w:sz w:val="18"/>
         </w:rPr>
-        <w:t>GA4 ile operasyonel işleri destekleyen çözümler geliştirdim</w:t>
+        <w:t>• Built and improved saas / frontend workflows using TypeScript.</w:t>
       </w:r>
     </w:p>
     <w:p>
       <w:pPr>
-        <w:pStyle w:val="ListBullet"/>
-        <w:spacing w:after="20"/>
-        <w:ind w:left="259"/>
+        <w:ind w:left="259" w:hanging="173"/>
       </w:pPr>
       <w:r>
         <w:rPr>
           <w:sz w:val="18"/>
         </w:rPr>
-        <w:t>Ekip hedeflerine katkı sağlayan raporlama ve süreç iyileştirme çalışmaları yaptım</w:t>
+        <w:t>• Reduced reporting or delivery cycle time by 18% through automation and clearer ownership.</w:t>
       </w:r>
     </w:p>
     <w:p>
       <w:pPr>
-        <w:pStyle w:val="ListBullet"/>
-        <w:spacing w:after="20"/>
-        <w:ind w:left="259"/>
+        <w:ind w:left="259" w:hanging="173"/>
       </w:pPr>
       <w:r>
         <w:rPr>
           <w:sz w:val="18"/>
         </w:rPr>
-        <w:t>Paydaşlarla düzenli iletişim kurarak proje çıktılarının zamanında tamamlanmasını sağladım</w:t>
+        <w:t>• Collaborated with product and engineering teams to deliver production-ready outcomes.</w:t>
       </w:r>
     </w:p>
     <w:p>
       <w:r>
         <w:rPr>
           <w:b/>
-          <w:color w:val="262626"/>
+          <w:color w:val="1E1E1E"/>
           <w:sz w:val="22"/>
         </w:rPr>
-        <w:t>ÖNE ÇIKAN PROJELER</w:t>
+        <w:t>Skills</w:t>
       </w:r>
     </w:p>
     <w:p>
-      <w:pPr>
-        <w:pStyle w:val="ListBullet"/>
-        <w:spacing w:after="20"/>
-        <w:ind w:left="259"/>
-      </w:pPr>
       <w:r>
         <w:rPr>
           <w:sz w:val="18"/>
         </w:rPr>
-        <w:t>Google Ads odaklı süreç iyileştirme projesi ile ölçülebilir performans kazanımı sağlandı</w:t>
-      </w:r>
-    </w:p>
-    <w:p>
-      <w:pPr>
-        <w:pStyle w:val="ListBullet"/>
-        <w:spacing w:after="20"/>
-        <w:ind w:left="259"/>
-      </w:pPr>
-      <w:r>
-        <w:rPr>
-          <w:sz w:val="18"/>
-        </w:rPr>
-        <w:t>Meta Ads odaklı süreç iyileştirme projesi ile ölçülebilir performans kazanımı sağlandı</w:t>
+        <w:t>JavaScript, Redux, TypeScript, Git, Figma, Tailwind, React, Jest, Next.js, HTML/CSS</w:t>
       </w:r>
     </w:p>
     <w:p>
       <w:r>
         <w:rPr>
           <w:b/>
-          <w:color w:val="262626"/>
+          <w:color w:val="1E1E1E"/>
           <w:sz w:val="22"/>
         </w:rPr>
-        <w:t>EĞITIM</w:t>
+        <w:t>Education</w:t>
       </w:r>
     </w:p>
     <w:p>
       <w:r>
-        <w:t>Yüksek Lisans — İşletme, Koç Üniversitesi (2016-2018) — GPA: 3.23</w:t>
+        <w:t>Master - İstatistik, Marmara Üniversitesi (2020-2022) GPA: 3.78</w:t>
       </w:r>
     </w:p>
     <w:p>
       <w:r>
-        <w:t>Lisans — İşletme, Marmara Üniversitesi (2011-2015) — GPA: 2.84</w:t>
+        <w:t>Bachelor - İstatistik, Boğaziçi Üniversitesi (2019-2023) GPA: 3.52</w:t>
       </w:r>
     </w:p>
     <w:p>
       <w:r>
         <w:rPr>
           <w:b/>
-          <w:color w:val="262626"/>
+          <w:color w:val="1E1E1E"/>
           <w:sz w:val="22"/>
         </w:rPr>
-        <w:t>TEKNIK / MESLEKI YETENEKLER</w:t>
+        <w:t>Certifications</w:t>
       </w:r>
     </w:p>
     <w:p>
+      <w:pPr>
+        <w:ind w:left="259" w:hanging="173"/>
+      </w:pPr>
       <w:r>
-        <w:t>Google Ads, Meta Ads, SEO, GA4, Looker Studio, CRM, Email Marketing, A/B Test, Copywriting, HubSpot</w:t>
+        <w:rPr>
+          <w:sz w:val="18"/>
+        </w:rPr>
+        <w:t>• Oracle Java SE Programmer</w:t>
+      </w:r>
+    </w:p>
+    <w:p>
+      <w:pPr>
+        <w:ind w:left="259" w:hanging="173"/>
+      </w:pPr>
+      <w:r>
+        <w:rPr>
+          <w:sz w:val="18"/>
+        </w:rPr>
+        <w:t>• Certified Kubernetes Administrator</w:t>
       </w:r>
     </w:p>
     <w:p>
       <w:r>
         <w:rPr>
           <w:b/>
-          <w:color w:val="262626"/>
+          <w:color w:val="1E1E1E"/>
           <w:sz w:val="22"/>
         </w:rPr>
-        <w:t>SERTIFIKALAR</w:t>
-      </w:r>
-    </w:p>
-    <w:p>
-      <w:pPr>
-        <w:pStyle w:val="ListBullet"/>
-        <w:spacing w:after="20"/>
-        <w:ind w:left="259"/>
-      </w:pPr>
-      <w:r>
-        <w:rPr>
-          <w:sz w:val="18"/>
-        </w:rPr>
-        <w:t>Google Ads Search Certification (2024)</w:t>
-      </w:r>
-    </w:p>
-    <w:p>
-      <w:pPr>
-        <w:pStyle w:val="ListBullet"/>
-        <w:spacing w:after="20"/>
-        <w:ind w:left="259"/>
-      </w:pPr>
-      <w:r>
-        <w:rPr>
-          <w:sz w:val="18"/>
-        </w:rPr>
-        <w:t>GA4 Certification (2023)</w:t>
+        <w:t>Publications</w:t>
       </w:r>
     </w:p>
     <w:p>
       <w:r>
-        <w:rPr>
-          <w:b/>
-          <w:color w:val="262626"/>
-          <w:sz w:val="22"/>
-        </w:rPr>
-        <w:t>DILLER</w:t>
-      </w:r>
-    </w:p>
-    <w:p>
-      <w:pPr>
-        <w:pStyle w:val="ListBullet"/>
-        <w:spacing w:after="20"/>
-        <w:ind w:left="259"/>
-      </w:pPr>
-      <w:r>
-        <w:rPr>
-          <w:sz w:val="18"/>
-        </w:rPr>
-        <w:t>Türkçe — Ana dil</w:t>
-      </w:r>
-    </w:p>
-    <w:p>
-      <w:pPr>
-        <w:pStyle w:val="ListBullet"/>
-        <w:spacing w:after="20"/>
-        <w:ind w:left="259"/>
-      </w:pPr>
-      <w:r>
-        <w:rPr>
-          <w:sz w:val="18"/>
-        </w:rPr>
-        <w:t>İngilizce — İleri (C1)</w:t>
-      </w:r>
-    </w:p>
-    <w:p>
-      <w:pPr>
-        <w:pStyle w:val="ListBullet"/>
-        <w:spacing w:after="20"/>
-        <w:ind w:left="259"/>
-      </w:pPr>
-      <w:r>
-        <w:rPr>
-          <w:sz w:val="18"/>
-        </w:rPr>
-        <w:t>Almanca — Başlangıç (A2)</w:t>
+        <w:t>Applied evaluation of skill extraction in Turkish resumes - Student Research Workshop, 2024</w:t>
       </w:r>
     </w:p>
     <w:sectPr>
@@ -745,7 +656,7 @@
     <w:qFormat/>
     <w:rsid w:val="00FC693F"/>
     <w:rPr>
-      <w:rFonts w:ascii="Calibri" w:hAnsi="Calibri"/>
+      <w:rFonts w:ascii="DejaVu Sans" w:hAnsi="DejaVu Sans"/>
       <w:sz w:val="18"/>
     </w:rPr>
   </w:style>
